--- a/docs/Why_Bitcoin_Privacy_Matters_Deep_Dive_v1_0.docx
+++ b/docs/Why_Bitcoin_Privacy_Matters_Deep_Dive_v1_0.docx
@@ -2882,7 +2882,7 @@
         <w:spacing w:after="160" w:line="320"/>
       </w:pPr>
       <w:r>
-        <w:t xml:space="preserve">Tier 1 currently covers fourteen firms:</w:t>
+        <w:t xml:space="preserve">Tier 1 currently covers twelve firms across fourteen root domains:</w:t>
       </w:r>
     </w:p>
     <w:p>
